--- a/report.docx
+++ b/report.docx
@@ -204,6 +204,9 @@
       <w:pPr>
         <w:spacing w:before="100" w:after="100"/>
         <w:jc w:val="center"/>
+        <w:rPr>
+          <w:color w:val="000000" w:themeColor="text1"/>
+        </w:rPr>
       </w:pPr>
       <w:r>
         <w:rPr>
@@ -212,12 +215,16 @@
         </w:rPr>
         <w:t xml:space="preserve">Demo Video Link: </w:t>
       </w:r>
-      <w:r>
-        <w:rPr>
-          <w:color w:val="CC0000"/>
-        </w:rPr>
-        <w:t>[INSERT GOOGLE DRIVE LINK HERE]</w:t>
-      </w:r>
+      <w:hyperlink r:id="rId7" w:history="1">
+        <w:r>
+          <w:rPr>
+            <w:rStyle w:val="Hyperlink"/>
+            <w:color w:val="000000" w:themeColor="text1"/>
+            <w:u w:val="none"/>
+          </w:rPr>
+          <w:t>https://drive.google.com/file/d/1-cCwXjRjDSv9fVDhJSJQ5kgovsitOLLv/view</w:t>
+        </w:r>
+      </w:hyperlink>
     </w:p>
     <w:p>
       <w:pPr>
@@ -231,11 +238,16 @@
         </w:rPr>
         <w:t xml:space="preserve">GitHub Repository: </w:t>
       </w:r>
-      <w:r>
-        <w:t>https://github.com/hegdepavankumar/Cisco-Images-for-GNS3-and-EVE-NG</w:t>
-      </w:r>
-    </w:p>
-    <w:p>
+      <w:hyperlink r:id="rId8" w:history="1">
+        <w:r>
+          <w:rPr>
+            <w:rStyle w:val="Hyperlink"/>
+            <w:color w:val="000000" w:themeColor="text1"/>
+            <w:u w:val="none"/>
+          </w:rPr>
+          <w:t>https://github.com/eyk-1/SOHO-network-gns3</w:t>
+        </w:r>
+      </w:hyperlink>
       <w:r>
         <w:br w:type="page"/>
       </w:r>
@@ -243,7 +255,7 @@
     <w:p>
       <w:pPr>
         <w:sectPr>
-          <w:footerReference w:type="default" r:id="rId7"/>
+          <w:footerReference w:type="default" r:id="rId9"/>
           <w:pgSz w:w="12240" w:h="15840"/>
           <w:pgMar w:top="1440" w:right="1440" w:bottom="1440" w:left="1440" w:header="708" w:footer="708" w:gutter="0"/>
           <w:cols w:space="720"/>
@@ -379,7 +391,7 @@
                                           <pic:cNvPicPr/>
                                         </pic:nvPicPr>
                                         <pic:blipFill>
-                                          <a:blip r:embed="rId8">
+                                          <a:blip r:embed="rId10">
                                             <a:extLst>
                                               <a:ext uri="{28A0092B-C50C-407E-A947-70E740481C1C}">
                                                 <a14:useLocalDpi xmlns:a14="http://schemas.microsoft.com/office/drawing/2010/main" val="0"/>
@@ -456,7 +468,7 @@
                                     <pic:cNvPicPr/>
                                   </pic:nvPicPr>
                                   <pic:blipFill>
-                                    <a:blip r:embed="rId9">
+                                    <a:blip r:embed="rId11">
                                       <a:extLst>
                                         <a:ext uri="{28A0092B-C50C-407E-A947-70E740481C1C}">
                                           <a14:useLocalDpi xmlns:a14="http://schemas.microsoft.com/office/drawing/2010/main" val="0"/>
@@ -11729,7 +11741,7 @@
       </w:pPr>
     </w:p>
     <w:sectPr>
-      <w:headerReference w:type="default" r:id="rId10"/>
+      <w:headerReference w:type="default" r:id="rId12"/>
       <w:pgSz w:w="12240" w:h="15840"/>
       <w:pgMar w:top="1440" w:right="1440" w:bottom="1440" w:left="1440" w:header="708" w:footer="708" w:gutter="0"/>
       <w:cols w:space="720"/>
@@ -12712,6 +12724,18 @@
     <w:uiPriority w:val="99"/>
     <w:rsid w:val="00FB3CAE"/>
   </w:style>
+  <w:style w:type="character" w:styleId="UnresolvedMention">
+    <w:name w:val="Unresolved Mention"/>
+    <w:basedOn w:val="DefaultParagraphFont"/>
+    <w:uiPriority w:val="99"/>
+    <w:semiHidden/>
+    <w:unhideWhenUsed/>
+    <w:rsid w:val="00274B8C"/>
+    <w:rPr>
+      <w:color w:val="605E5C"/>
+      <w:shd w:val="clear" w:color="auto" w:fill="E1DFDD"/>
+    </w:rPr>
+  </w:style>
 </w:styles>
 </file>
 
